--- a/sintesis-curricular-jorge-heredia.docx
+++ b/sintesis-curricular-jorge-heredia.docx
@@ -1796,6 +1796,25 @@
       </w:pPr>
       <w:r>
         <w:pict>
+          <v:shapetype id="_x0000_t75" coordsize="21600,21600" o:spt="75" o:preferrelative="t" path="m@4@5l@4@11@9@11@9@5xe" filled="f" stroked="f">
+            <v:stroke joinstyle="miter"/>
+            <v:formulas>
+              <v:f eqn="if lineDrawn pixelLineWidth 0"/>
+              <v:f eqn="sum @0 1 0"/>
+              <v:f eqn="sum 0 0 @1"/>
+              <v:f eqn="prod @2 1 2"/>
+              <v:f eqn="prod @3 21600 pixelWidth"/>
+              <v:f eqn="prod @3 21600 pixelHeight"/>
+              <v:f eqn="sum @0 0 1"/>
+              <v:f eqn="prod @6 1 2"/>
+              <v:f eqn="prod @7 21600 pixelWidth"/>
+              <v:f eqn="sum @8 21600 0"/>
+              <v:f eqn="prod @7 21600 pixelHeight"/>
+              <v:f eqn="sum @10 21600 0"/>
+            </v:formulas>
+            <v:path o:extrusionok="f" gradientshapeok="t" o:connecttype="rect"/>
+            <o:lock v:ext="edit" aspectratio="t"/>
+          </v:shapetype>
           <v:shape id="Image 11" o:spid="_x0000_i1025" type="#_x0000_t75" style="width:3.75pt;height:3.75pt;visibility:visible;mso-wrap-style:square">
             <v:imagedata r:id="rId13" o:title=""/>
             <o:lock v:ext="edit" aspectratio="f"/>
@@ -2193,15 +2212,7 @@
           <w:w w:val="105"/>
           <w:sz w:val="21"/>
         </w:rPr>
-        <w:t>202</w:t>
-      </w:r>
-      <w:r>
-        <w:rPr>
-          <w:color w:val="202020"/>
-          <w:w w:val="105"/>
-          <w:sz w:val="21"/>
-        </w:rPr>
-        <w:t>5</w:t>
+        <w:t>2025</w:t>
       </w:r>
       <w:r>
         <w:rPr>
@@ -2218,26 +2229,10 @@
           <w:w w:val="105"/>
           <w:sz w:val="21"/>
         </w:rPr>
-        <w:t>–</w:t>
-      </w:r>
-      <w:r>
-        <w:rPr>
-          <w:color w:val="202020"/>
-          <w:spacing w:val="-14"/>
-          <w:w w:val="105"/>
-          <w:sz w:val="21"/>
-        </w:rPr>
-        <w:t xml:space="preserve"> </w:t>
-      </w:r>
-      <w:r>
-        <w:rPr>
-          <w:color w:val="202020"/>
-          <w:spacing w:val="-14"/>
-          <w:w w:val="105"/>
-          <w:sz w:val="21"/>
-        </w:rPr>
-        <w:t>Abril 2025</w:t>
-      </w:r>
+        <w:t>- Actualmente</w:t>
+      </w:r>
+      <w:bookmarkStart w:id="0" w:name="_GoBack"/>
+      <w:bookmarkEnd w:id="0"/>
     </w:p>
     <w:p>
       <w:pPr>
@@ -2368,8 +2363,6 @@
         </w:rPr>
         <w:t>FullStack</w:t>
       </w:r>
-      <w:bookmarkStart w:id="0" w:name="_GoBack"/>
-      <w:bookmarkEnd w:id="0"/>
       <w:proofErr w:type="spellEnd"/>
     </w:p>
     <w:p>

--- a/sintesis-curricular-jorge-heredia.docx
+++ b/sintesis-curricular-jorge-heredia.docx
@@ -1703,93 +1703,16 @@
           <w:spacing w:val="-2"/>
         </w:rPr>
         <w:lastRenderedPageBreak/>
-        <w:t>HABILIDADES</w:t>
+        <w:t>CONOCIMIENTOS</w:t>
       </w:r>
     </w:p>
     <w:p>
       <w:pPr>
-        <w:spacing w:before="236" w:line="388" w:lineRule="auto"/>
+        <w:spacing w:line="360" w:lineRule="auto"/>
         <w:ind w:left="312" w:hanging="235"/>
-        <w:rPr>
-          <w:sz w:val="20"/>
-        </w:rPr>
-      </w:pPr>
-      <w:r>
-        <w:rPr>
-          <w:noProof/>
-          <w:position w:val="3"/>
-          <w:lang w:val="es-VE" w:eastAsia="es-VE"/>
-        </w:rPr>
-        <w:drawing>
-          <wp:inline distT="0" distB="0" distL="0" distR="0" wp14:anchorId="0124087D" wp14:editId="5E664FFE">
-            <wp:extent cx="47625" cy="47624"/>
-            <wp:effectExtent l="0" t="0" r="0" b="0"/>
-            <wp:docPr id="10" name="Image 10"/>
-            <wp:cNvGraphicFramePr>
-              <a:graphicFrameLocks xmlns:a="http://schemas.openxmlformats.org/drawingml/2006/main"/>
-            </wp:cNvGraphicFramePr>
-            <a:graphic xmlns:a="http://schemas.openxmlformats.org/drawingml/2006/main">
-              <a:graphicData uri="http://schemas.openxmlformats.org/drawingml/2006/picture">
-                <pic:pic xmlns:pic="http://schemas.openxmlformats.org/drawingml/2006/picture">
-                  <pic:nvPicPr>
-                    <pic:cNvPr id="10" name="Image 10"/>
-                    <pic:cNvPicPr/>
-                  </pic:nvPicPr>
-                  <pic:blipFill>
-                    <a:blip r:embed="rId12" cstate="print"/>
-                    <a:stretch>
-                      <a:fillRect/>
-                    </a:stretch>
-                  </pic:blipFill>
-                  <pic:spPr>
-                    <a:xfrm>
-                      <a:off x="0" y="0"/>
-                      <a:ext cx="47625" cy="47624"/>
-                    </a:xfrm>
-                    <a:prstGeom prst="rect">
-                      <a:avLst/>
-                    </a:prstGeom>
-                  </pic:spPr>
-                </pic:pic>
-              </a:graphicData>
-            </a:graphic>
-          </wp:inline>
-        </w:drawing>
-      </w:r>
-      <w:r>
-        <w:rPr>
-          <w:rFonts w:ascii="Times New Roman" w:hAnsi="Times New Roman"/>
-          <w:spacing w:val="80"/>
-          <w:w w:val="105"/>
-          <w:sz w:val="20"/>
-        </w:rPr>
-        <w:t xml:space="preserve"> </w:t>
-      </w:r>
-      <w:r>
-        <w:rPr>
-          <w:color w:val="202020"/>
-          <w:w w:val="105"/>
-          <w:sz w:val="20"/>
-        </w:rPr>
-        <w:t xml:space="preserve">Mantenimiento, formateo y optimización de </w:t>
-      </w:r>
-      <w:r>
-        <w:rPr>
-          <w:color w:val="202020"/>
-          <w:spacing w:val="-2"/>
-          <w:w w:val="105"/>
-          <w:sz w:val="20"/>
-        </w:rPr>
-        <w:t>computadoras.</w:t>
-      </w:r>
-    </w:p>
-    <w:p>
-      <w:pPr>
-        <w:spacing w:line="388" w:lineRule="auto"/>
-        <w:ind w:left="77" w:right="1776"/>
-        <w:rPr>
-          <w:color w:val="202020"/>
-          <w:spacing w:val="40"/>
+        <w:contextualSpacing/>
+        <w:rPr>
+          <w:color w:val="202020"/>
           <w:w w:val="105"/>
           <w:sz w:val="20"/>
         </w:rPr>
@@ -1815,8 +1738,8 @@
             <v:path o:extrusionok="f" gradientshapeok="t" o:connecttype="rect"/>
             <o:lock v:ext="edit" aspectratio="t"/>
           </v:shapetype>
-          <v:shape id="Image 11" o:spid="_x0000_i1025" type="#_x0000_t75" style="width:3.75pt;height:3.75pt;visibility:visible;mso-wrap-style:square">
-            <v:imagedata r:id="rId13" o:title=""/>
+          <v:shape id="Image 10" o:spid="_x0000_i1025" type="#_x0000_t75" style="width:3.75pt;height:3.75pt;visibility:visible;mso-wrap-style:square" o:bullet="t">
+            <v:imagedata r:id="rId12" o:title=""/>
             <o:lock v:ext="edit" aspectratio="f"/>
           </v:shape>
         </w:pict>
@@ -1824,32 +1747,123 @@
       <w:r>
         <w:rPr>
           <w:rFonts w:ascii="Times New Roman" w:hAnsi="Times New Roman"/>
-          <w:spacing w:val="40"/>
+          <w:spacing w:val="80"/>
           <w:w w:val="105"/>
           <w:sz w:val="20"/>
         </w:rPr>
-        <w:t xml:space="preserve">  </w:t>
-      </w:r>
+        <w:t xml:space="preserve"> </w:t>
+      </w:r>
+      <w:proofErr w:type="spellStart"/>
       <w:r>
         <w:rPr>
           <w:color w:val="202020"/>
           <w:w w:val="105"/>
           <w:sz w:val="20"/>
         </w:rPr>
-        <w:t>Creación y a</w:t>
-      </w:r>
+        <w:t>Next</w:t>
+      </w:r>
+      <w:proofErr w:type="spellEnd"/>
       <w:r>
         <w:rPr>
           <w:color w:val="202020"/>
           <w:w w:val="105"/>
           <w:sz w:val="20"/>
         </w:rPr>
-        <w:t>dministración de bases de datos.</w:t>
-      </w:r>
-      <w:r>
-        <w:rPr>
-          <w:color w:val="202020"/>
-          <w:spacing w:val="40"/>
+        <w:t xml:space="preserve"> JS, </w:t>
+      </w:r>
+      <w:proofErr w:type="spellStart"/>
+      <w:r>
+        <w:rPr>
+          <w:color w:val="202020"/>
+          <w:w w:val="105"/>
+          <w:sz w:val="20"/>
+        </w:rPr>
+        <w:t>React</w:t>
+      </w:r>
+      <w:proofErr w:type="spellEnd"/>
+      <w:r>
+        <w:rPr>
+          <w:color w:val="202020"/>
+          <w:w w:val="105"/>
+          <w:sz w:val="20"/>
+        </w:rPr>
+        <w:t xml:space="preserve"> JS, </w:t>
+      </w:r>
+      <w:proofErr w:type="spellStart"/>
+      <w:r>
+        <w:rPr>
+          <w:color w:val="202020"/>
+          <w:w w:val="105"/>
+          <w:sz w:val="20"/>
+        </w:rPr>
+        <w:t>Tailwind</w:t>
+      </w:r>
+      <w:proofErr w:type="spellEnd"/>
+      <w:r>
+        <w:rPr>
+          <w:color w:val="202020"/>
+          <w:w w:val="105"/>
+          <w:sz w:val="20"/>
+        </w:rPr>
+        <w:t xml:space="preserve"> CSS, </w:t>
+      </w:r>
+      <w:proofErr w:type="spellStart"/>
+      <w:r>
+        <w:rPr>
+          <w:color w:val="202020"/>
+          <w:w w:val="105"/>
+          <w:sz w:val="20"/>
+        </w:rPr>
+        <w:t>Bootstrap</w:t>
+      </w:r>
+      <w:proofErr w:type="spellEnd"/>
+      <w:r>
+        <w:rPr>
+          <w:color w:val="202020"/>
+          <w:w w:val="105"/>
+          <w:sz w:val="20"/>
+        </w:rPr>
+        <w:t xml:space="preserve">, </w:t>
+      </w:r>
+      <w:proofErr w:type="spellStart"/>
+      <w:r>
+        <w:rPr>
+          <w:color w:val="202020"/>
+          <w:w w:val="105"/>
+          <w:sz w:val="20"/>
+        </w:rPr>
+        <w:t>Laravel</w:t>
+      </w:r>
+      <w:proofErr w:type="spellEnd"/>
+      <w:r>
+        <w:rPr>
+          <w:color w:val="202020"/>
+          <w:w w:val="105"/>
+          <w:sz w:val="20"/>
+        </w:rPr>
+        <w:t xml:space="preserve"> (API </w:t>
+      </w:r>
+      <w:proofErr w:type="spellStart"/>
+      <w:r>
+        <w:rPr>
+          <w:color w:val="202020"/>
+          <w:w w:val="105"/>
+          <w:sz w:val="20"/>
+        </w:rPr>
+        <w:t>Rest</w:t>
+      </w:r>
+      <w:proofErr w:type="spellEnd"/>
+      <w:r>
+        <w:rPr>
+          <w:color w:val="202020"/>
+          <w:w w:val="105"/>
+          <w:sz w:val="20"/>
+        </w:rPr>
+        <w:t>)</w:t>
+      </w:r>
+      <w:r>
+        <w:rPr>
+          <w:color w:val="202020"/>
           <w:w w:val="105"/>
           <w:sz w:val="20"/>
         </w:rPr>
@@ -1858,65 +1872,42 @@
     </w:p>
     <w:p>
       <w:pPr>
-        <w:spacing w:line="388" w:lineRule="auto"/>
-        <w:ind w:left="77" w:right="1776"/>
-        <w:rPr>
+        <w:spacing w:line="360" w:lineRule="auto"/>
+        <w:ind w:left="312" w:hanging="235"/>
+        <w:contextualSpacing/>
+        <w:rPr>
+          <w:color w:val="202020"/>
+          <w:w w:val="105"/>
           <w:sz w:val="20"/>
         </w:rPr>
       </w:pPr>
       <w:r>
-        <w:rPr>
-          <w:noProof/>
-          <w:color w:val="202020"/>
-          <w:position w:val="3"/>
+        <w:pict>
+          <v:shape id="Imagen 17" o:spid="_x0000_i1026" type="#_x0000_t75" style="width:3.75pt;height:3.75pt;visibility:visible;mso-wrap-style:square" o:bullet="t">
+            <v:imagedata r:id="rId12" o:title=""/>
+            <o:lock v:ext="edit" aspectratio="f"/>
+          </v:shape>
+        </w:pict>
+      </w:r>
+      <w:r>
+        <w:t xml:space="preserve">  </w:t>
+      </w:r>
+      <w:proofErr w:type="spellStart"/>
+      <w:r>
+        <w:rPr>
+          <w:color w:val="202020"/>
+          <w:w w:val="105"/>
           <w:sz w:val="20"/>
-          <w:lang w:val="es-VE" w:eastAsia="es-VE"/>
-        </w:rPr>
-        <w:drawing>
-          <wp:inline distT="0" distB="0" distL="0" distR="0" wp14:anchorId="1617A00A" wp14:editId="236359A1">
-            <wp:extent cx="47625" cy="47624"/>
-            <wp:effectExtent l="0" t="0" r="0" b="0"/>
-            <wp:docPr id="12" name="Image 12"/>
-            <wp:cNvGraphicFramePr>
-              <a:graphicFrameLocks xmlns:a="http://schemas.openxmlformats.org/drawingml/2006/main"/>
-            </wp:cNvGraphicFramePr>
-            <a:graphic xmlns:a="http://schemas.openxmlformats.org/drawingml/2006/main">
-              <a:graphicData uri="http://schemas.openxmlformats.org/drawingml/2006/picture">
-                <pic:pic xmlns:pic="http://schemas.openxmlformats.org/drawingml/2006/picture">
-                  <pic:nvPicPr>
-                    <pic:cNvPr id="12" name="Image 12"/>
-                    <pic:cNvPicPr/>
-                  </pic:nvPicPr>
-                  <pic:blipFill>
-                    <a:blip r:embed="rId12" cstate="print"/>
-                    <a:stretch>
-                      <a:fillRect/>
-                    </a:stretch>
-                  </pic:blipFill>
-                  <pic:spPr>
-                    <a:xfrm>
-                      <a:off x="0" y="0"/>
-                      <a:ext cx="47625" cy="47624"/>
-                    </a:xfrm>
-                    <a:prstGeom prst="rect">
-                      <a:avLst/>
-                    </a:prstGeom>
-                  </pic:spPr>
-                </pic:pic>
-              </a:graphicData>
-            </a:graphic>
-          </wp:inline>
-        </w:drawing>
-      </w:r>
-      <w:r>
-        <w:rPr>
-          <w:rFonts w:ascii="Times New Roman" w:hAnsi="Times New Roman"/>
-          <w:color w:val="202020"/>
-          <w:spacing w:val="80"/>
+        </w:rPr>
+        <w:t>Pos</w:t>
+      </w:r>
+      <w:r>
+        <w:rPr>
+          <w:color w:val="202020"/>
           <w:w w:val="105"/>
           <w:sz w:val="20"/>
         </w:rPr>
-        <w:t xml:space="preserve"> </w:t>
+        <w:t>t</w:t>
       </w:r>
       <w:r>
         <w:rPr>
@@ -1924,13 +1915,126 @@
           <w:w w:val="105"/>
           <w:sz w:val="20"/>
         </w:rPr>
-        <w:t>Creación de páginas webs.</w:t>
+        <w:t>greSQL</w:t>
+      </w:r>
+      <w:proofErr w:type="spellEnd"/>
+      <w:r>
+        <w:rPr>
+          <w:color w:val="202020"/>
+          <w:w w:val="105"/>
+          <w:sz w:val="20"/>
+        </w:rPr>
+        <w:t xml:space="preserve">, </w:t>
+      </w:r>
+      <w:proofErr w:type="spellStart"/>
+      <w:r>
+        <w:rPr>
+          <w:color w:val="202020"/>
+          <w:w w:val="105"/>
+          <w:sz w:val="20"/>
+        </w:rPr>
+        <w:t>Azure</w:t>
+      </w:r>
+      <w:proofErr w:type="spellEnd"/>
+      <w:r>
+        <w:rPr>
+          <w:color w:val="202020"/>
+          <w:w w:val="105"/>
+          <w:sz w:val="20"/>
+        </w:rPr>
+        <w:t xml:space="preserve">/Microsoft SQL Server, </w:t>
+      </w:r>
+      <w:proofErr w:type="spellStart"/>
+      <w:r>
+        <w:rPr>
+          <w:color w:val="202020"/>
+          <w:w w:val="105"/>
+          <w:sz w:val="20"/>
+        </w:rPr>
+        <w:t>MySQL</w:t>
+      </w:r>
+      <w:proofErr w:type="spellEnd"/>
+      <w:r>
+        <w:rPr>
+          <w:color w:val="202020"/>
+          <w:w w:val="105"/>
+          <w:sz w:val="20"/>
+        </w:rPr>
+        <w:t xml:space="preserve"> y un poco de </w:t>
+      </w:r>
+      <w:proofErr w:type="spellStart"/>
+      <w:r>
+        <w:rPr>
+          <w:color w:val="202020"/>
+          <w:w w:val="105"/>
+          <w:sz w:val="20"/>
+        </w:rPr>
+        <w:t>Supabase</w:t>
+      </w:r>
+      <w:proofErr w:type="spellEnd"/>
+      <w:r>
+        <w:rPr>
+          <w:color w:val="202020"/>
+          <w:w w:val="105"/>
+          <w:sz w:val="20"/>
+        </w:rPr>
+        <w:t xml:space="preserve"> </w:t>
       </w:r>
     </w:p>
     <w:p>
       <w:pPr>
-        <w:spacing w:line="239" w:lineRule="exact"/>
-        <w:ind w:left="77"/>
+        <w:spacing w:line="360" w:lineRule="auto"/>
+        <w:ind w:left="312" w:hanging="235"/>
+        <w:contextualSpacing/>
+        <w:rPr>
+          <w:color w:val="202020"/>
+          <w:w w:val="105"/>
+          <w:sz w:val="20"/>
+        </w:rPr>
+      </w:pPr>
+      <w:r>
+        <w:pict>
+          <v:shape id="Imagen 20" o:spid="_x0000_i1027" type="#_x0000_t75" style="width:3.75pt;height:3.75pt;visibility:visible;mso-wrap-style:square">
+            <v:imagedata r:id="rId12" o:title=""/>
+            <o:lock v:ext="edit" aspectratio="f"/>
+          </v:shape>
+        </w:pict>
+      </w:r>
+      <w:r>
+        <w:t xml:space="preserve">  </w:t>
+      </w:r>
+      <w:r>
+        <w:rPr>
+          <w:color w:val="202020"/>
+          <w:w w:val="105"/>
+          <w:sz w:val="20"/>
+        </w:rPr>
+        <w:t xml:space="preserve">Integración de </w:t>
+      </w:r>
+      <w:proofErr w:type="spellStart"/>
+      <w:r>
+        <w:rPr>
+          <w:color w:val="202020"/>
+          <w:w w:val="105"/>
+          <w:sz w:val="20"/>
+        </w:rPr>
+        <w:t>APIs</w:t>
+      </w:r>
+      <w:proofErr w:type="spellEnd"/>
+      <w:r>
+        <w:rPr>
+          <w:color w:val="202020"/>
+          <w:w w:val="105"/>
+          <w:sz w:val="20"/>
+        </w:rPr>
+        <w:t xml:space="preserve"> a sistemas </w:t>
+      </w:r>
+    </w:p>
+    <w:p>
+      <w:pPr>
+        <w:spacing w:line="360" w:lineRule="auto"/>
+        <w:ind w:left="312" w:hanging="235"/>
+        <w:contextualSpacing/>
         <w:rPr>
           <w:sz w:val="16"/>
         </w:rPr>
@@ -1946,63 +2050,23 @@
         </w:sectPr>
       </w:pPr>
       <w:r>
-        <w:rPr>
-          <w:noProof/>
-          <w:position w:val="3"/>
-          <w:lang w:val="es-VE" w:eastAsia="es-VE"/>
-        </w:rPr>
-        <w:drawing>
-          <wp:inline distT="0" distB="0" distL="0" distR="0" wp14:anchorId="35723F98" wp14:editId="7AFE7658">
-            <wp:extent cx="47625" cy="47624"/>
-            <wp:effectExtent l="0" t="0" r="0" b="0"/>
-            <wp:docPr id="13" name="Image 13"/>
-            <wp:cNvGraphicFramePr>
-              <a:graphicFrameLocks xmlns:a="http://schemas.openxmlformats.org/drawingml/2006/main"/>
-            </wp:cNvGraphicFramePr>
-            <a:graphic xmlns:a="http://schemas.openxmlformats.org/drawingml/2006/main">
-              <a:graphicData uri="http://schemas.openxmlformats.org/drawingml/2006/picture">
-                <pic:pic xmlns:pic="http://schemas.openxmlformats.org/drawingml/2006/picture">
-                  <pic:nvPicPr>
-                    <pic:cNvPr id="13" name="Image 13"/>
-                    <pic:cNvPicPr/>
-                  </pic:nvPicPr>
-                  <pic:blipFill>
-                    <a:blip r:embed="rId12" cstate="print"/>
-                    <a:stretch>
-                      <a:fillRect/>
-                    </a:stretch>
-                  </pic:blipFill>
-                  <pic:spPr>
-                    <a:xfrm>
-                      <a:off x="0" y="0"/>
-                      <a:ext cx="47625" cy="47624"/>
-                    </a:xfrm>
-                    <a:prstGeom prst="rect">
-                      <a:avLst/>
-                    </a:prstGeom>
-                  </pic:spPr>
-                </pic:pic>
-              </a:graphicData>
-            </a:graphic>
-          </wp:inline>
-        </w:drawing>
-      </w:r>
-      <w:r>
-        <w:rPr>
-          <w:rFonts w:ascii="Times New Roman" w:hAnsi="Times New Roman"/>
-          <w:spacing w:val="40"/>
+        <w:pict>
+          <v:shape id="Imagen 21" o:spid="_x0000_i1028" type="#_x0000_t75" style="width:3.75pt;height:3.75pt;visibility:visible;mso-wrap-style:square">
+            <v:imagedata r:id="rId12" o:title=""/>
+            <o:lock v:ext="edit" aspectratio="f"/>
+          </v:shape>
+        </w:pict>
+      </w:r>
+      <w:r>
+        <w:t xml:space="preserve">  </w:t>
+      </w:r>
+      <w:r>
+        <w:rPr>
+          <w:color w:val="202020"/>
           <w:w w:val="105"/>
           <w:sz w:val="20"/>
         </w:rPr>
-        <w:t xml:space="preserve">  </w:t>
-      </w:r>
-      <w:r>
-        <w:rPr>
-          <w:color w:val="202020"/>
-          <w:w w:val="105"/>
-          <w:sz w:val="20"/>
-        </w:rPr>
-        <w:t>Idioma Inglés Intermedio.</w:t>
+        <w:t>Nivel de Inglés: Avanzado</w:t>
       </w:r>
     </w:p>
     <w:p>
@@ -2013,6 +2077,8 @@
           <w:sz w:val="37"/>
         </w:rPr>
       </w:pPr>
+      <w:bookmarkStart w:id="0" w:name="_GoBack"/>
+      <w:bookmarkEnd w:id="0"/>
       <w:r>
         <w:rPr>
           <w:noProof/>
@@ -2022,13 +2088,13 @@
         <mc:AlternateContent>
           <mc:Choice Requires="wps">
             <w:drawing>
-              <wp:anchor distT="0" distB="0" distL="0" distR="0" simplePos="0" relativeHeight="15729152" behindDoc="0" locked="0" layoutInCell="1" allowOverlap="1" wp14:anchorId="42461F13" wp14:editId="1722EA94">
+              <wp:anchor distT="0" distB="0" distL="0" distR="0" simplePos="0" relativeHeight="15729152" behindDoc="0" locked="0" layoutInCell="1" allowOverlap="1" wp14:anchorId="4004C381" wp14:editId="11CD0E52">
                 <wp:simplePos x="0" y="0"/>
                 <wp:positionH relativeFrom="page">
-                  <wp:posOffset>51435</wp:posOffset>
+                  <wp:posOffset>13335</wp:posOffset>
                 </wp:positionH>
                 <wp:positionV relativeFrom="page">
-                  <wp:posOffset>4632325</wp:posOffset>
+                  <wp:posOffset>4699000</wp:posOffset>
                 </wp:positionV>
                 <wp:extent cx="7562850" cy="1270"/>
                 <wp:effectExtent l="0" t="0" r="19050" b="17780"/>
@@ -2086,7 +2152,7 @@
           </mc:Choice>
           <mc:Fallback>
             <w:pict>
-              <v:shape id="Graphic 15" o:spid="_x0000_s1026" style="position:absolute;margin-left:4.05pt;margin-top:364.75pt;width:595.5pt;height:.1pt;z-index:15729152;visibility:visible;mso-wrap-style:square;mso-wrap-distance-left:0;mso-wrap-distance-top:0;mso-wrap-distance-right:0;mso-wrap-distance-bottom:0;mso-position-horizontal:absolute;mso-position-horizontal-relative:page;mso-position-vertical:absolute;mso-position-vertical-relative:page;v-text-anchor:top" coordsize="7562850,1270" o:gfxdata="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" path="m,l7562849,e" filled="f" strokeweight=".52914mm">
+              <v:shape id="Graphic 15" o:spid="_x0000_s1026" style="position:absolute;margin-left:1.05pt;margin-top:370pt;width:595.5pt;height:.1pt;z-index:15729152;visibility:visible;mso-wrap-style:square;mso-wrap-distance-left:0;mso-wrap-distance-top:0;mso-wrap-distance-right:0;mso-wrap-distance-bottom:0;mso-position-horizontal:absolute;mso-position-horizontal-relative:page;mso-position-vertical:absolute;mso-position-vertical-relative:page;v-text-anchor:top" coordsize="7562850,1270" o:gfxdata="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" path="m,l7562849,e" filled="f" strokeweight=".52914mm">
                 <v:stroke dashstyle="3 1"/>
                 <v:path arrowok="t"/>
                 <w10:wrap anchorx="page" anchory="page"/>
@@ -2137,6 +2203,31 @@
         </w:rPr>
         <w:t>Programador</w:t>
       </w:r>
+      <w:r>
+        <w:rPr>
+          <w:color w:val="202020"/>
+          <w:spacing w:val="54"/>
+        </w:rPr>
+        <w:t xml:space="preserve"> </w:t>
+      </w:r>
+      <w:r>
+        <w:rPr>
+          <w:color w:val="202020"/>
+          <w:spacing w:val="-2"/>
+          <w:w w:val="95"/>
+        </w:rPr>
+        <w:t>Front-</w:t>
+      </w:r>
+      <w:proofErr w:type="spellStart"/>
+      <w:r>
+        <w:rPr>
+          <w:color w:val="202020"/>
+          <w:spacing w:val="-2"/>
+          <w:w w:val="95"/>
+        </w:rPr>
+        <w:t>End</w:t>
+      </w:r>
+      <w:proofErr w:type="spellEnd"/>
     </w:p>
     <w:p>
       <w:pPr>
@@ -2152,26 +2243,8 @@
           <w:w w:val="105"/>
           <w:sz w:val="21"/>
         </w:rPr>
-        <w:t>IADUK</w:t>
-      </w:r>
-      <w:r>
-        <w:rPr>
-          <w:color w:val="202020"/>
-          <w:w w:val="105"/>
-          <w:sz w:val="21"/>
-        </w:rPr>
-        <w:t xml:space="preserve"> - </w:t>
-      </w:r>
-      <w:proofErr w:type="spellStart"/>
-      <w:r>
-        <w:rPr>
-          <w:color w:val="202020"/>
-          <w:w w:val="105"/>
-          <w:sz w:val="21"/>
-        </w:rPr>
-        <w:t>Freelancer</w:t>
-      </w:r>
-      <w:proofErr w:type="spellEnd"/>
+        <w:t>735</w:t>
+      </w:r>
       <w:r>
         <w:rPr>
           <w:color w:val="202020"/>
@@ -2212,7 +2285,15 @@
           <w:w w:val="105"/>
           <w:sz w:val="21"/>
         </w:rPr>
-        <w:t>2025</w:t>
+        <w:t>202</w:t>
+      </w:r>
+      <w:r>
+        <w:rPr>
+          <w:color w:val="202020"/>
+          <w:w w:val="105"/>
+          <w:sz w:val="21"/>
+        </w:rPr>
+        <w:t>6</w:t>
       </w:r>
       <w:r>
         <w:rPr>
@@ -2229,16 +2310,30 @@
           <w:w w:val="105"/>
           <w:sz w:val="21"/>
         </w:rPr>
-        <w:t>- Actualmente</w:t>
-      </w:r>
-      <w:bookmarkStart w:id="0" w:name="_GoBack"/>
-      <w:bookmarkEnd w:id="0"/>
+        <w:t>-</w:t>
+      </w:r>
+      <w:r>
+        <w:rPr>
+          <w:color w:val="202020"/>
+          <w:spacing w:val="-14"/>
+          <w:w w:val="105"/>
+          <w:sz w:val="21"/>
+        </w:rPr>
+        <w:t xml:space="preserve"> </w:t>
+      </w:r>
+      <w:r>
+        <w:rPr>
+          <w:color w:val="202020"/>
+          <w:w w:val="105"/>
+          <w:sz w:val="21"/>
+        </w:rPr>
+        <w:t>Actualmente</w:t>
+      </w:r>
     </w:p>
     <w:p>
       <w:pPr>
         <w:pStyle w:val="Ttulo3"/>
-        <w:spacing w:before="90" w:line="314" w:lineRule="auto"/>
-        <w:ind w:left="284"/>
+        <w:ind w:left="281"/>
         <w:rPr>
           <w:rFonts w:ascii="Tahoma" w:eastAsia="Tahoma" w:hAnsi="Tahoma" w:cs="Tahoma"/>
           <w:color w:val="202020"/>
@@ -2253,7 +2348,7 @@
           <w:sz w:val="19"/>
           <w:szCs w:val="22"/>
         </w:rPr>
-        <w:t>Creación de e-</w:t>
+        <w:t xml:space="preserve">Implementación de </w:t>
       </w:r>
       <w:proofErr w:type="spellStart"/>
       <w:r>
@@ -2263,7 +2358,7 @@
           <w:sz w:val="19"/>
           <w:szCs w:val="22"/>
         </w:rPr>
-        <w:t>commerce</w:t>
+        <w:t>APIs</w:t>
       </w:r>
       <w:proofErr w:type="spellEnd"/>
       <w:r>
@@ -2273,8 +2368,9 @@
           <w:sz w:val="19"/>
           <w:szCs w:val="22"/>
         </w:rPr>
-        <w:t xml:space="preserve"> y sistema de gestión de base de datos con Next.js junto con su conexión de base datos </w:t>
-      </w:r>
+        <w:t xml:space="preserve"> a sistemas </w:t>
+      </w:r>
+      <w:proofErr w:type="spellStart"/>
       <w:r>
         <w:rPr>
           <w:rFonts w:ascii="Tahoma" w:eastAsia="Tahoma" w:hAnsi="Tahoma" w:cs="Tahoma"/>
@@ -2282,8 +2378,9 @@
           <w:sz w:val="19"/>
           <w:szCs w:val="22"/>
         </w:rPr>
-        <w:t xml:space="preserve">                                </w:t>
-      </w:r>
+        <w:t>React</w:t>
+      </w:r>
+      <w:proofErr w:type="spellEnd"/>
       <w:r>
         <w:rPr>
           <w:rFonts w:ascii="Tahoma" w:eastAsia="Tahoma" w:hAnsi="Tahoma" w:cs="Tahoma"/>
@@ -2291,9 +2388,8 @@
           <w:sz w:val="19"/>
           <w:szCs w:val="22"/>
         </w:rPr>
-        <w:t xml:space="preserve">y el uso de </w:t>
-      </w:r>
-      <w:proofErr w:type="spellStart"/>
+        <w:t xml:space="preserve">, </w:t>
+      </w:r>
       <w:r>
         <w:rPr>
           <w:rFonts w:ascii="Tahoma" w:eastAsia="Tahoma" w:hAnsi="Tahoma" w:cs="Tahoma"/>
@@ -2301,37 +2397,7 @@
           <w:sz w:val="19"/>
           <w:szCs w:val="22"/>
         </w:rPr>
-        <w:t>Vercel</w:t>
-      </w:r>
-      <w:proofErr w:type="spellEnd"/>
-      <w:r>
-        <w:rPr>
-          <w:rFonts w:ascii="Tahoma" w:eastAsia="Tahoma" w:hAnsi="Tahoma" w:cs="Tahoma"/>
-          <w:color w:val="202020"/>
-          <w:sz w:val="19"/>
-          <w:szCs w:val="22"/>
-        </w:rPr>
-        <w:t xml:space="preserve">, </w:t>
-      </w:r>
-      <w:proofErr w:type="spellStart"/>
-      <w:r>
-        <w:rPr>
-          <w:rFonts w:ascii="Tahoma" w:eastAsia="Tahoma" w:hAnsi="Tahoma" w:cs="Tahoma"/>
-          <w:color w:val="202020"/>
-          <w:sz w:val="19"/>
-          <w:szCs w:val="22"/>
-        </w:rPr>
-        <w:t>Stripe</w:t>
-      </w:r>
-      <w:proofErr w:type="spellEnd"/>
-      <w:r>
-        <w:rPr>
-          <w:rFonts w:ascii="Tahoma" w:eastAsia="Tahoma" w:hAnsi="Tahoma" w:cs="Tahoma"/>
-          <w:color w:val="202020"/>
-          <w:sz w:val="19"/>
-          <w:szCs w:val="22"/>
-        </w:rPr>
-        <w:t xml:space="preserve"> y otras herramientas de terceros.</w:t>
+        <w:t xml:space="preserve"> y QA parcial.</w:t>
       </w:r>
     </w:p>
     <w:p>
@@ -2341,27 +2407,39 @@
       </w:pPr>
       <w:r>
         <w:rPr>
+          <w:rFonts w:ascii="Tahoma" w:eastAsia="Tahoma" w:hAnsi="Tahoma" w:cs="Tahoma"/>
           <w:color w:val="202020"/>
           <w:spacing w:val="4"/>
           <w:w w:val="85"/>
+          <w:sz w:val="19"/>
+          <w:szCs w:val="22"/>
+        </w:rPr>
+        <w:t xml:space="preserve"> </w:t>
+      </w:r>
+      <w:r>
+        <w:rPr>
+          <w:color w:val="202020"/>
+          <w:spacing w:val="4"/>
+          <w:w w:val="85"/>
         </w:rPr>
         <w:t>Programador</w:t>
       </w:r>
       <w:r>
         <w:rPr>
           <w:color w:val="202020"/>
-          <w:spacing w:val="54"/>
-        </w:rPr>
-        <w:t xml:space="preserve"> </w:t>
+          <w:spacing w:val="4"/>
+          <w:w w:val="85"/>
+        </w:rPr>
+        <w:t xml:space="preserve"> Full-</w:t>
       </w:r>
       <w:proofErr w:type="spellStart"/>
       <w:r>
         <w:rPr>
           <w:color w:val="202020"/>
-          <w:spacing w:val="-2"/>
-          <w:w w:val="95"/>
-        </w:rPr>
-        <w:t>FullStack</w:t>
+          <w:spacing w:val="4"/>
+          <w:w w:val="85"/>
+        </w:rPr>
+        <w:t>Stack</w:t>
       </w:r>
       <w:proofErr w:type="spellEnd"/>
     </w:p>
@@ -2373,6 +2451,22 @@
           <w:sz w:val="21"/>
         </w:rPr>
       </w:pPr>
+      <w:r>
+        <w:rPr>
+          <w:color w:val="202020"/>
+          <w:w w:val="105"/>
+          <w:sz w:val="21"/>
+        </w:rPr>
+        <w:t>IADUK</w:t>
+      </w:r>
+      <w:r>
+        <w:rPr>
+          <w:color w:val="202020"/>
+          <w:w w:val="105"/>
+          <w:sz w:val="21"/>
+        </w:rPr>
+        <w:t xml:space="preserve"> - </w:t>
+      </w:r>
       <w:proofErr w:type="spellStart"/>
       <w:r>
         <w:rPr>
@@ -2380,7 +2474,7 @@
           <w:w w:val="105"/>
           <w:sz w:val="21"/>
         </w:rPr>
-        <w:t>FerreZambrano</w:t>
+        <w:t>Freelancer</w:t>
       </w:r>
       <w:proofErr w:type="spellEnd"/>
       <w:r>
@@ -2406,7 +2500,7 @@
           <w:w w:val="105"/>
           <w:sz w:val="21"/>
         </w:rPr>
-        <w:t>Agosto</w:t>
+        <w:t>Febrero</w:t>
       </w:r>
       <w:r>
         <w:rPr>
@@ -2423,7 +2517,7 @@
           <w:w w:val="105"/>
           <w:sz w:val="21"/>
         </w:rPr>
-        <w:t>2024</w:t>
+        <w:t>2025</w:t>
       </w:r>
       <w:r>
         <w:rPr>
@@ -2440,48 +2534,29 @@
           <w:w w:val="105"/>
           <w:sz w:val="21"/>
         </w:rPr>
-        <w:t>-</w:t>
-      </w:r>
-      <w:r>
-        <w:rPr>
-          <w:color w:val="202020"/>
-          <w:spacing w:val="-14"/>
-          <w:w w:val="105"/>
-          <w:sz w:val="21"/>
-        </w:rPr>
-        <w:t xml:space="preserve"> </w:t>
-      </w:r>
-      <w:r>
-        <w:rPr>
-          <w:color w:val="202020"/>
-          <w:w w:val="105"/>
-          <w:sz w:val="21"/>
-        </w:rPr>
-        <w:t>Octubre</w:t>
-      </w:r>
-      <w:r>
-        <w:rPr>
-          <w:color w:val="202020"/>
-          <w:spacing w:val="-15"/>
-          <w:w w:val="105"/>
-          <w:sz w:val="21"/>
-        </w:rPr>
-        <w:t xml:space="preserve"> </w:t>
-      </w:r>
-      <w:r>
-        <w:rPr>
-          <w:color w:val="202020"/>
-          <w:spacing w:val="-4"/>
-          <w:w w:val="105"/>
-          <w:sz w:val="21"/>
-        </w:rPr>
-        <w:t>2024</w:t>
+        <w:t>–</w:t>
+      </w:r>
+      <w:r>
+        <w:rPr>
+          <w:color w:val="202020"/>
+          <w:w w:val="105"/>
+          <w:sz w:val="21"/>
+        </w:rPr>
+        <w:t xml:space="preserve"> </w:t>
+      </w:r>
+      <w:r>
+        <w:rPr>
+          <w:color w:val="202020"/>
+          <w:w w:val="105"/>
+          <w:sz w:val="21"/>
+        </w:rPr>
+        <w:t>Mayo 2026</w:t>
       </w:r>
     </w:p>
     <w:p>
       <w:pPr>
-        <w:spacing w:before="90" w:after="200" w:line="314" w:lineRule="auto"/>
-        <w:ind w:left="284" w:right="953"/>
+        <w:spacing w:before="90" w:line="314" w:lineRule="auto"/>
+        <w:ind w:left="281" w:right="950"/>
         <w:rPr>
           <w:color w:val="202020"/>
           <w:sz w:val="19"/>
@@ -2492,7 +2567,211 @@
           <w:color w:val="202020"/>
           <w:sz w:val="19"/>
         </w:rPr>
-        <w:t>Creación de sistema web de gestión de recursos, con proveedores, clientes, diferentes tasas de divisas, compras, gráficas, empleados y panel de control.</w:t>
+        <w:t>Creación de diseños, implementación de</w:t>
+      </w:r>
+      <w:r>
+        <w:rPr>
+          <w:color w:val="202020"/>
+          <w:sz w:val="19"/>
+        </w:rPr>
+        <w:t xml:space="preserve"> los diseños y su adaptabilidad, uso de</w:t>
+      </w:r>
+      <w:r>
+        <w:rPr>
+          <w:color w:val="202020"/>
+          <w:sz w:val="19"/>
+        </w:rPr>
+        <w:t xml:space="preserve"> </w:t>
+      </w:r>
+      <w:proofErr w:type="spellStart"/>
+      <w:r>
+        <w:rPr>
+          <w:color w:val="202020"/>
+          <w:sz w:val="19"/>
+        </w:rPr>
+        <w:t>NextJS</w:t>
+      </w:r>
+      <w:proofErr w:type="spellEnd"/>
+      <w:r>
+        <w:rPr>
+          <w:color w:val="202020"/>
+          <w:sz w:val="19"/>
+        </w:rPr>
+        <w:t xml:space="preserve"> (</w:t>
+      </w:r>
+      <w:proofErr w:type="spellStart"/>
+      <w:r>
+        <w:rPr>
+          <w:color w:val="202020"/>
+          <w:sz w:val="19"/>
+        </w:rPr>
+        <w:t>front-end</w:t>
+      </w:r>
+      <w:proofErr w:type="spellEnd"/>
+      <w:r>
+        <w:rPr>
+          <w:color w:val="202020"/>
+          <w:sz w:val="19"/>
+        </w:rPr>
+        <w:t xml:space="preserve"> y back-</w:t>
+      </w:r>
+      <w:proofErr w:type="spellStart"/>
+      <w:r>
+        <w:rPr>
+          <w:color w:val="202020"/>
+          <w:sz w:val="19"/>
+        </w:rPr>
+        <w:t>end</w:t>
+      </w:r>
+      <w:proofErr w:type="spellEnd"/>
+      <w:r>
+        <w:rPr>
+          <w:color w:val="202020"/>
+          <w:sz w:val="19"/>
+        </w:rPr>
+        <w:t>)</w:t>
+      </w:r>
+      <w:r>
+        <w:rPr>
+          <w:color w:val="202020"/>
+          <w:sz w:val="19"/>
+        </w:rPr>
+        <w:t xml:space="preserve">, </w:t>
+      </w:r>
+      <w:proofErr w:type="spellStart"/>
+      <w:r>
+        <w:rPr>
+          <w:color w:val="202020"/>
+          <w:sz w:val="19"/>
+        </w:rPr>
+        <w:t>Flask</w:t>
+      </w:r>
+      <w:proofErr w:type="spellEnd"/>
+      <w:r>
+        <w:rPr>
+          <w:color w:val="202020"/>
+          <w:sz w:val="19"/>
+        </w:rPr>
+        <w:t xml:space="preserve">, creación de bases de datos Microsoft SQL Server, </w:t>
+      </w:r>
+      <w:proofErr w:type="spellStart"/>
+      <w:r>
+        <w:rPr>
+          <w:color w:val="202020"/>
+          <w:sz w:val="19"/>
+        </w:rPr>
+        <w:t>implemetación</w:t>
+      </w:r>
+      <w:proofErr w:type="spellEnd"/>
+      <w:r>
+        <w:rPr>
+          <w:color w:val="202020"/>
+          <w:sz w:val="19"/>
+        </w:rPr>
+        <w:t xml:space="preserve"> de</w:t>
+      </w:r>
+      <w:r>
+        <w:rPr>
+          <w:color w:val="202020"/>
+          <w:sz w:val="19"/>
+        </w:rPr>
+        <w:t xml:space="preserve"> </w:t>
+      </w:r>
+      <w:proofErr w:type="spellStart"/>
+      <w:r>
+        <w:rPr>
+          <w:color w:val="202020"/>
+          <w:sz w:val="19"/>
+        </w:rPr>
+        <w:t>Stripe</w:t>
+      </w:r>
+      <w:proofErr w:type="spellEnd"/>
+      <w:r>
+        <w:rPr>
+          <w:color w:val="202020"/>
+          <w:sz w:val="19"/>
+        </w:rPr>
+        <w:t xml:space="preserve">, SEO (indexaciones, </w:t>
+      </w:r>
+      <w:proofErr w:type="spellStart"/>
+      <w:r>
+        <w:rPr>
+          <w:color w:val="202020"/>
+          <w:sz w:val="19"/>
+        </w:rPr>
+        <w:t>sitemap</w:t>
+      </w:r>
+      <w:proofErr w:type="spellEnd"/>
+      <w:r>
+        <w:rPr>
+          <w:color w:val="202020"/>
+          <w:sz w:val="19"/>
+        </w:rPr>
+        <w:t xml:space="preserve">, robots.txt), conexiones con </w:t>
+      </w:r>
+      <w:proofErr w:type="spellStart"/>
+      <w:r>
+        <w:rPr>
+          <w:color w:val="202020"/>
+          <w:sz w:val="19"/>
+        </w:rPr>
+        <w:t>Azure</w:t>
+      </w:r>
+      <w:proofErr w:type="spellEnd"/>
+      <w:r>
+        <w:rPr>
+          <w:color w:val="202020"/>
+          <w:sz w:val="19"/>
+        </w:rPr>
+        <w:t xml:space="preserve"> (Blob </w:t>
+      </w:r>
+      <w:proofErr w:type="spellStart"/>
+      <w:r>
+        <w:rPr>
+          <w:color w:val="202020"/>
+          <w:sz w:val="19"/>
+        </w:rPr>
+        <w:t>Container</w:t>
+      </w:r>
+      <w:proofErr w:type="spellEnd"/>
+      <w:r>
+        <w:rPr>
+          <w:color w:val="202020"/>
+          <w:sz w:val="19"/>
+        </w:rPr>
+        <w:t xml:space="preserve"> y </w:t>
+      </w:r>
+      <w:proofErr w:type="spellStart"/>
+      <w:r>
+        <w:rPr>
+          <w:color w:val="202020"/>
+          <w:sz w:val="19"/>
+        </w:rPr>
+        <w:t>Azure</w:t>
+      </w:r>
+      <w:proofErr w:type="spellEnd"/>
+      <w:r>
+        <w:rPr>
+          <w:color w:val="202020"/>
+          <w:sz w:val="19"/>
+        </w:rPr>
+        <w:t xml:space="preserve"> SQL </w:t>
+      </w:r>
+      <w:proofErr w:type="spellStart"/>
+      <w:r>
+        <w:rPr>
+          <w:color w:val="202020"/>
+          <w:sz w:val="19"/>
+        </w:rPr>
+        <w:t>Database</w:t>
+      </w:r>
+      <w:proofErr w:type="spellEnd"/>
+      <w:r>
+        <w:rPr>
+          <w:color w:val="202020"/>
+          <w:sz w:val="19"/>
+        </w:rPr>
+        <w:t xml:space="preserve">). </w:t>
       </w:r>
     </w:p>
     <w:p>
@@ -2602,98 +2881,19 @@
     <w:p>
       <w:pPr>
         <w:pStyle w:val="Ttulo3"/>
-      </w:pPr>
-      <w:r>
-        <w:rPr>
-          <w:color w:val="202020"/>
-          <w:w w:val="85"/>
-        </w:rPr>
-        <w:t>Sistema</w:t>
-      </w:r>
-      <w:r>
-        <w:rPr>
-          <w:color w:val="202020"/>
-          <w:spacing w:val="12"/>
-        </w:rPr>
-        <w:t xml:space="preserve"> </w:t>
-      </w:r>
-      <w:r>
-        <w:rPr>
-          <w:color w:val="202020"/>
-          <w:w w:val="85"/>
-        </w:rPr>
-        <w:t>para</w:t>
-      </w:r>
-      <w:r>
-        <w:rPr>
-          <w:color w:val="202020"/>
-          <w:spacing w:val="13"/>
-        </w:rPr>
-        <w:t xml:space="preserve"> </w:t>
-      </w:r>
-      <w:r>
-        <w:rPr>
-          <w:color w:val="202020"/>
-          <w:w w:val="85"/>
-        </w:rPr>
-        <w:t>la</w:t>
-      </w:r>
-      <w:r>
-        <w:rPr>
-          <w:color w:val="202020"/>
-          <w:spacing w:val="13"/>
-        </w:rPr>
-        <w:t xml:space="preserve"> </w:t>
-      </w:r>
-      <w:r>
-        <w:rPr>
-          <w:color w:val="202020"/>
-          <w:w w:val="85"/>
-        </w:rPr>
-        <w:t>gestión</w:t>
-      </w:r>
-      <w:r>
-        <w:rPr>
-          <w:color w:val="202020"/>
-          <w:spacing w:val="13"/>
-        </w:rPr>
-        <w:t xml:space="preserve"> </w:t>
-      </w:r>
-      <w:r>
-        <w:rPr>
-          <w:color w:val="202020"/>
-          <w:w w:val="85"/>
-        </w:rPr>
-        <w:t>de</w:t>
-      </w:r>
-      <w:r>
-        <w:rPr>
-          <w:color w:val="202020"/>
-          <w:spacing w:val="12"/>
-        </w:rPr>
-        <w:t xml:space="preserve"> </w:t>
-      </w:r>
-      <w:r>
-        <w:rPr>
-          <w:color w:val="202020"/>
-          <w:w w:val="85"/>
-        </w:rPr>
-        <w:t>un</w:t>
-      </w:r>
-      <w:r>
-        <w:rPr>
-          <w:color w:val="202020"/>
-          <w:spacing w:val="13"/>
-        </w:rPr>
-        <w:t xml:space="preserve"> </w:t>
-      </w:r>
-      <w:r>
         <w:rPr>
           <w:color w:val="202020"/>
           <w:spacing w:val="-2"/>
           <w:w w:val="85"/>
         </w:rPr>
-        <w:t>supermercado</w:t>
+      </w:pPr>
+      <w:r>
+        <w:rPr>
+          <w:color w:val="202020"/>
+          <w:spacing w:val="-2"/>
+          <w:w w:val="85"/>
+        </w:rPr>
+        <w:t>Sistema para una ferretería</w:t>
       </w:r>
     </w:p>
     <w:p>
@@ -2709,7 +2909,29 @@
           <w:color w:val="202020"/>
           <w:sz w:val="21"/>
         </w:rPr>
-        <w:t>Requerimiento</w:t>
+        <w:t>Autoría propia</w:t>
+      </w:r>
+      <w:r>
+        <w:rPr>
+          <w:color w:val="202020"/>
+          <w:sz w:val="21"/>
+        </w:rPr>
+        <w:t>,</w:t>
+      </w:r>
+      <w:r>
+        <w:rPr>
+          <w:color w:val="202020"/>
+          <w:spacing w:val="16"/>
+          <w:sz w:val="21"/>
+        </w:rPr>
+        <w:t xml:space="preserve"> </w:t>
+      </w:r>
+      <w:r>
+        <w:rPr>
+          <w:color w:val="202020"/>
+          <w:sz w:val="21"/>
+        </w:rPr>
+        <w:t>Enero</w:t>
       </w:r>
       <w:r>
         <w:rPr>
@@ -2724,7 +2946,7 @@
           <w:color w:val="202020"/>
           <w:sz w:val="21"/>
         </w:rPr>
-        <w:t>de</w:t>
+        <w:t>2026</w:t>
       </w:r>
       <w:r>
         <w:rPr>
@@ -2739,7 +2961,7 @@
           <w:color w:val="202020"/>
           <w:sz w:val="21"/>
         </w:rPr>
-        <w:t>UPTAIET,</w:t>
+        <w:t>-</w:t>
       </w:r>
       <w:r>
         <w:rPr>
@@ -2754,22 +2976,7 @@
           <w:color w:val="202020"/>
           <w:sz w:val="21"/>
         </w:rPr>
-        <w:t>Agosto</w:t>
-      </w:r>
-      <w:r>
-        <w:rPr>
-          <w:color w:val="202020"/>
-          <w:spacing w:val="15"/>
-          <w:sz w:val="21"/>
-        </w:rPr>
-        <w:t xml:space="preserve"> </w:t>
-      </w:r>
-      <w:r>
-        <w:rPr>
-          <w:color w:val="202020"/>
-          <w:sz w:val="21"/>
-        </w:rPr>
-        <w:t>2022</w:t>
+        <w:t>Abril</w:t>
       </w:r>
       <w:r>
         <w:rPr>
@@ -2782,40 +2989,10 @@
       <w:r>
         <w:rPr>
           <w:color w:val="202020"/>
-          <w:sz w:val="21"/>
-        </w:rPr>
-        <w:t>-</w:t>
-      </w:r>
-      <w:r>
-        <w:rPr>
-          <w:color w:val="202020"/>
-          <w:spacing w:val="16"/>
-          <w:sz w:val="21"/>
-        </w:rPr>
-        <w:t xml:space="preserve"> </w:t>
-      </w:r>
-      <w:r>
-        <w:rPr>
-          <w:color w:val="202020"/>
-          <w:sz w:val="21"/>
-        </w:rPr>
-        <w:t>Noviembre</w:t>
-      </w:r>
-      <w:r>
-        <w:rPr>
-          <w:color w:val="202020"/>
-          <w:spacing w:val="16"/>
-          <w:sz w:val="21"/>
-        </w:rPr>
-        <w:t xml:space="preserve"> </w:t>
-      </w:r>
-      <w:r>
-        <w:rPr>
-          <w:color w:val="202020"/>
           <w:spacing w:val="-4"/>
           <w:sz w:val="21"/>
         </w:rPr>
-        <w:t>2024</w:t>
+        <w:t>2026</w:t>
       </w:r>
     </w:p>
     <w:p>
@@ -2829,235 +3006,10 @@
       <w:r>
         <w:rPr>
           <w:color w:val="202020"/>
-          <w:sz w:val="18"/>
-        </w:rPr>
-        <w:t>Sistema</w:t>
-      </w:r>
-      <w:r>
-        <w:rPr>
-          <w:color w:val="202020"/>
-          <w:spacing w:val="6"/>
-          <w:sz w:val="18"/>
-        </w:rPr>
-        <w:t xml:space="preserve"> </w:t>
-      </w:r>
-      <w:r>
-        <w:rPr>
-          <w:color w:val="202020"/>
-          <w:sz w:val="18"/>
-        </w:rPr>
-        <w:t>de</w:t>
-      </w:r>
-      <w:r>
-        <w:rPr>
-          <w:color w:val="202020"/>
-          <w:spacing w:val="7"/>
-          <w:sz w:val="18"/>
-        </w:rPr>
-        <w:t xml:space="preserve"> </w:t>
-      </w:r>
-      <w:r>
-        <w:rPr>
-          <w:color w:val="202020"/>
-          <w:sz w:val="18"/>
-        </w:rPr>
-        <w:t>registro</w:t>
-      </w:r>
-      <w:r>
-        <w:rPr>
-          <w:color w:val="202020"/>
-          <w:spacing w:val="6"/>
-          <w:sz w:val="18"/>
-        </w:rPr>
-        <w:t xml:space="preserve"> </w:t>
-      </w:r>
-      <w:r>
-        <w:rPr>
-          <w:color w:val="202020"/>
-          <w:sz w:val="18"/>
-        </w:rPr>
-        <w:t>de</w:t>
-      </w:r>
-      <w:r>
-        <w:rPr>
-          <w:color w:val="202020"/>
-          <w:spacing w:val="7"/>
-          <w:sz w:val="18"/>
-        </w:rPr>
-        <w:t xml:space="preserve"> </w:t>
-      </w:r>
-      <w:r>
-        <w:rPr>
-          <w:color w:val="202020"/>
-          <w:sz w:val="18"/>
-        </w:rPr>
-        <w:t>ventas,</w:t>
-      </w:r>
-      <w:r>
-        <w:rPr>
-          <w:color w:val="202020"/>
-          <w:spacing w:val="7"/>
-          <w:sz w:val="18"/>
-        </w:rPr>
-        <w:t xml:space="preserve"> </w:t>
-      </w:r>
-      <w:r>
-        <w:rPr>
-          <w:color w:val="202020"/>
-          <w:sz w:val="18"/>
-        </w:rPr>
-        <w:t>dinero,</w:t>
-      </w:r>
-      <w:r>
-        <w:rPr>
-          <w:color w:val="202020"/>
-          <w:spacing w:val="6"/>
-          <w:sz w:val="18"/>
-        </w:rPr>
-        <w:t xml:space="preserve"> </w:t>
-      </w:r>
-      <w:r>
-        <w:rPr>
-          <w:color w:val="202020"/>
-          <w:sz w:val="18"/>
-        </w:rPr>
-        <w:t>productos,</w:t>
-      </w:r>
-      <w:r>
-        <w:rPr>
-          <w:color w:val="202020"/>
-          <w:spacing w:val="7"/>
-          <w:sz w:val="18"/>
-        </w:rPr>
-        <w:t xml:space="preserve"> </w:t>
-      </w:r>
-      <w:r>
-        <w:rPr>
-          <w:color w:val="202020"/>
-          <w:sz w:val="18"/>
-        </w:rPr>
-        <w:t>clientes</w:t>
-      </w:r>
-      <w:r>
-        <w:rPr>
-          <w:color w:val="202020"/>
-          <w:spacing w:val="7"/>
-          <w:sz w:val="18"/>
-        </w:rPr>
-        <w:t xml:space="preserve"> </w:t>
-      </w:r>
-      <w:r>
-        <w:rPr>
-          <w:color w:val="202020"/>
-          <w:sz w:val="18"/>
-        </w:rPr>
-        <w:t>y</w:t>
-      </w:r>
-      <w:r>
-        <w:rPr>
-          <w:color w:val="202020"/>
-          <w:spacing w:val="6"/>
-          <w:sz w:val="18"/>
-        </w:rPr>
-        <w:t xml:space="preserve"> </w:t>
-      </w:r>
-      <w:r>
-        <w:rPr>
-          <w:color w:val="202020"/>
-          <w:sz w:val="18"/>
-        </w:rPr>
-        <w:t>empleados</w:t>
-      </w:r>
-      <w:r>
-        <w:rPr>
-          <w:color w:val="202020"/>
-          <w:spacing w:val="7"/>
-          <w:sz w:val="18"/>
-        </w:rPr>
-        <w:t xml:space="preserve"> </w:t>
-      </w:r>
-      <w:r>
-        <w:rPr>
-          <w:color w:val="202020"/>
-          <w:sz w:val="18"/>
-        </w:rPr>
-        <w:t>para</w:t>
-      </w:r>
-      <w:r>
-        <w:rPr>
-          <w:color w:val="202020"/>
-          <w:spacing w:val="7"/>
-          <w:sz w:val="18"/>
-        </w:rPr>
-        <w:t xml:space="preserve"> </w:t>
-      </w:r>
-      <w:r>
-        <w:rPr>
-          <w:color w:val="202020"/>
-          <w:sz w:val="18"/>
-        </w:rPr>
-        <w:t>el</w:t>
-      </w:r>
-      <w:r>
-        <w:rPr>
-          <w:color w:val="202020"/>
-          <w:spacing w:val="6"/>
-          <w:sz w:val="18"/>
-        </w:rPr>
-        <w:t xml:space="preserve"> </w:t>
-      </w:r>
-      <w:r>
-        <w:rPr>
-          <w:color w:val="202020"/>
-          <w:sz w:val="18"/>
-        </w:rPr>
-        <w:t>negocio</w:t>
-      </w:r>
-      <w:r>
-        <w:rPr>
-          <w:color w:val="202020"/>
-          <w:spacing w:val="7"/>
-          <w:sz w:val="18"/>
-        </w:rPr>
-        <w:t xml:space="preserve"> </w:t>
-      </w:r>
-      <w:r>
-        <w:rPr>
-          <w:color w:val="202020"/>
-          <w:sz w:val="18"/>
-        </w:rPr>
-        <w:t>“La</w:t>
-      </w:r>
-      <w:r>
-        <w:rPr>
-          <w:color w:val="202020"/>
-          <w:spacing w:val="6"/>
-          <w:sz w:val="18"/>
-        </w:rPr>
-        <w:t xml:space="preserve"> </w:t>
-      </w:r>
-      <w:r>
-        <w:rPr>
-          <w:color w:val="202020"/>
-          <w:sz w:val="18"/>
-        </w:rPr>
-        <w:t>Gran</w:t>
-      </w:r>
-      <w:r>
-        <w:rPr>
-          <w:color w:val="202020"/>
-          <w:spacing w:val="7"/>
-          <w:sz w:val="18"/>
-        </w:rPr>
-        <w:t xml:space="preserve"> </w:t>
-      </w:r>
-      <w:r>
-        <w:rPr>
-          <w:color w:val="202020"/>
           <w:spacing w:val="-2"/>
           <w:sz w:val="18"/>
         </w:rPr>
-        <w:t>Muralla”.</w:t>
+        <w:t>Proyecto gestionar un negocio, con préstamos, carrito de compras, diferentes monedas de pago, facturas y seguimiento de ventas.</w:t>
       </w:r>
     </w:p>
     <w:p>
